--- a/KURIKULUM2026_REVISI/009_LANGKAH2_CPL_FORMAL.docx
+++ b/KURIKULUM2026_REVISI/009_LANGKAH2_CPL_FORMAL.docx
@@ -3017,7 +3017,7 @@
                 <w:color w:val="262626"/>
                 <w:sz w:val="19"/>
               </w:rPr>
-              <w:t>KK1–KK6 — AI, Data, Cloud/IoT, GRC, Platform UI/UX, Startup, Pemetaan 19 BoK IS2020 &amp; 14 BoK IT2017.</w:t>
+              <w:t>KK1–KK6 — AI, Data, Cloud/IoT, GRC, Platform UI/UX, Startup, Pemetaan 21 BoK IS2020 &amp; 15 BoK IT2017.</w:t>
             </w:r>
           </w:p>
         </w:tc>
@@ -3104,7 +3104,7 @@
                 <w:color w:val="262626"/>
                 <w:sz w:val="19"/>
               </w:rPr>
-              <w:t>Kompilasi Master Matriks 14 CPL ↔ 19 BoK IS ↔ 14 BoK IT ↔ 4 PL ↔ 3 Peminatan ↔ VMTS 2045.</w:t>
+              <w:t>Kompilasi Master Matriks 14 CPL ↔ 21 BoK IS ↔ 15 BoK IT ↔ 4 PL ↔ 3 Peminatan ↔ VMTS 2045.</w:t>
             </w:r>
           </w:p>
         </w:tc>
@@ -6059,7 +6059,7 @@
                 <w:color w:val="262626"/>
                 <w:sz w:val="19"/>
               </w:rPr>
-              <w:t>19 BoK IS2020 + 14 BoK IT2017 terpetakan penuh</w:t>
+              <w:t>21 BoK IS2020 + 15 BoK IT2017 terpetakan penuh, mencakup seluruh BK kompetensi utama wajib</w:t>
             </w:r>
           </w:p>
         </w:tc>
@@ -6397,7 +6397,7 @@
               <w:br/>
               <w:t xml:space="preserve">    CPL["14 CAPAIAN PEMBELAJARAN LULUSAN (CPL)&lt;br/&gt;S1 | KU1-3 | P1-4 | KK1-6"]</w:t>
               <w:br/>
-              <w:t xml:space="preserve">    BOK["BODY OF KNOWLEDGE (BoK)&lt;br/&gt;19 BoK IS2020 + 14 BoK IT2017"]</w:t>
+              <w:t xml:space="preserve">    BOK["BODY OF KNOWLEDGE (BoK)&lt;br/&gt;21 BoK IS2020 + 15 BoK IT2017"]</w:t>
               <w:br/>
               <w:t xml:space="preserve">    MK["STRUKTUR MATA KULIAH (55 MK / 146 SKS)&lt;br/&gt;Level Penguasaan: I - R - M"]</w:t>
               <w:br/>
@@ -6801,7 +6801,7 @@
                 <w:color w:val="262626"/>
                 <w:sz w:val="19"/>
               </w:rPr>
-              <w:t>Standar Kurikulum Sistem Informasi, 17 CPL-P, 17 CPL-K, dan 19 Bahan Kajian.</w:t>
+              <w:t>Standar Kurikulum Sistem Informasi: 17 CPL-P, 17 CPL-K, dan 19 Bahan Kajian master (11 kompetensi utama wajib diadopsi + 1 umum + 7 pendukung).</w:t>
             </w:r>
           </w:p>
         </w:tc>
@@ -6888,7 +6888,7 @@
                 <w:color w:val="262626"/>
                 <w:sz w:val="19"/>
               </w:rPr>
-              <w:t>Standar Kurikulum Teknologi Informasi, Infrastruktur, Cloud, Cybersecurity, dan IoT.</w:t>
+              <w:t>Standar Kurikulum Teknologi Informasi: 27 Bahan Kajian master (14 penciri utama wajib diadopsi + 13 penciri pendukung), Infrastruktur, Cloud, Cybersecurity, IoT, dan Praktek Profesional Global.</w:t>
             </w:r>
           </w:p>
         </w:tc>
@@ -7481,7 +7481,7 @@
                 <w:color w:val="262626"/>
                 <w:sz w:val="19"/>
               </w:rPr>
-              <w:t>Detail 14 CPL, Genealogi Sumber, 19 BoK IS &amp; 14 BoK IT.</w:t>
+              <w:t>Detail 14 CPL, Genealogi Sumber, 21 BoK IS &amp; 15 BoK IT.</w:t>
             </w:r>
           </w:p>
         </w:tc>
